--- a/Rapports_mensuels/Mois2026_06/ipc_note_99_ang_2026_06.docx
+++ b/Rapports_mensuels/Mois2026_06/ipc_note_99_ang_2026_06.docx
@@ -160,7 +160,7 @@
         <w:t xml:space="preserve"> </w:t>
       </w:r>
       <w:r>
-        <w:t xml:space="preserve">The consumer price index experienced a decrease of 0.8% during the month of June 2026 compared to the previous month. as a result of the decline in prices of «Vegetables» by 5,2%, «Milk, Cheese and Eggs» by 1,9%, «Food Productsnot elsewhere classified» by 0,4%, «Bread and Cereals», «Catering Services» and «Meat» by 0,3% and «Oils and Fats» by 0,1%</w:t>
+        <w:t xml:space="preserve">The consumer price index experienced a decrease of 0.8% during the month of June 2026 compared to the previous month. as a result of the decline in prices of «Vegetables» by 5,2%, «Milk, Cheese and Eggs» by 1,9%, «Food Productsnot elsewhere classified» by 0,4%, «Bread and Cereals» and «Meat» by 0,3% and «Oils and Fats» by 0,1%</w:t>
       </w:r>
     </w:p>
     <w:p>
@@ -186,7 +186,7 @@
         <w:t xml:space="preserve"> </w:t>
       </w:r>
       <w:r>
-        <w:t xml:space="preserve">the food product price index decreased by -2.3% in June 2026 compared to June 2025 , due to the decrease in the prices of «Oils and Fats» by 23,3%, «Milk, Cheese and Eggs» by 3,1%, «Food Productsnot elsewhere classified» by 1,6% and «Bread and Cereals» and «Catering Services» by 0,5%. Moreover, the rise in prices of «Fish and Seafood» by 6,7%, «Tobacco» by 4,0%, «Fruits» by 3,1%, «Cafe, Tea and Cocoa» by 2,3%, «Vegetables» by 1,5% and «Sugar, Jam, Honey, Chocolate and Confectionery» by 0,8% and the stagnation in prices for «Meat», «Mineral Waters, Soft Drinks and Fruit and Vegetable Juices (Nd)» by 0,0% did not affect the general evolution.</w:t>
+        <w:t xml:space="preserve">the food product price index decreased by -2.3% in June 2026 compared to June 2025 , due to the decrease in the prices of «Oils and Fats» by 23,3%, «Milk, Cheese and Eggs» by 3,1%, «Food Productsnot elsewhere classified» by 1,6% and «Bread and Cereals» by 0,5%. Moreover, the rise in prices of «Fish and Seafood» by 6,7%, «Tobacco» by 4,0%, «Fruits» by 3,1%, «Cafe, Tea and Cocoa» by 2,3%, «Vegetables» by 1,5% and «Sugar, Jam, Honey, Chocolate and Confectionery» by 0,8% and the stagnation in prices for «Meat», «Mineral Waters, Soft Drinks and Fruit and Vegetable Juices (Nd)» by 0,0% did not affect the general evolution.</w:t>
       </w:r>
     </w:p>
     <w:p>
@@ -194,7 +194,7 @@
         <w:pStyle w:val="ipccorps"/>
       </w:pPr>
       <w:r>
-        <w:t xml:space="preserve">On the other hand, the annual variation in the non-food index increased by 2.3%. While the variation in prices of the divisions that make up non-food products fluctuated between a decrease of the division of «Communications» by 0,3% and the rise of the division of «Transportation» by 6,7%</w:t>
+        <w:t xml:space="preserve">On the other hand, the annual variation in the non-food index increased by 2.3%. While the variation in prices of the divisions that make up non-food products fluctuated between a decrease of the division of 0,3% for the division of «Communications» and the rise of the division of 6,7% for the division of «Transportation»</w:t>
       </w:r>
     </w:p>
     <w:p>

--- a/Rapports_mensuels/Mois2026_06/ipc_note_99_ang_2026_06.docx
+++ b/Rapports_mensuels/Mois2026_06/ipc_note_99_ang_2026_06.docx
@@ -160,7 +160,7 @@
         <w:t xml:space="preserve"> </w:t>
       </w:r>
       <w:r>
-        <w:t xml:space="preserve">The consumer price index experienced a decrease of 0.8% during the month of June 2026 compared to the previous month. as a result of the decline in prices of «Vegetables» by 5,2%, «Milk, Cheese and Eggs» by 1,9%, «Food Productsnot elsewhere classified» by 0,4%, «Bread and Cereals» and «Meat» by 0,3% and «Oils and Fats» by 0,1%</w:t>
+        <w:t xml:space="preserve">The consumer price index experienced a decrease of 0.8% during the month of June 2026 compared to the previous month. as a result of the decline in prices of «Vegetables» by 5,2%, «Milk, Cheese and Eggs» by 1,9%, «Food Products not elsewhere classified» by 0,4%, «Bread and Cereals» and «Meats» by 0,3% and «Oils and Fats» by 0,1%</w:t>
       </w:r>
     </w:p>
     <w:p>
@@ -168,7 +168,7 @@
         <w:pStyle w:val="ipccorps"/>
       </w:pPr>
       <w:r>
-        <w:t xml:space="preserve">Similarly, the monthly variation in the non-food index decreased by abs(evol_non_alim_1mois)% due to price decreases in the following divisions: «Transportation» by 1,0% and «Clothing and Shoes», «Housing, Water, Gas, Electricity and Other Fuels» and «Leisure and Culture» by 0,1%.</w:t>
+        <w:t xml:space="preserve">Similarly, the monthly variation in the non-food index decreased by abs(evol_non_alim_1mois)% due to price decreases in the following divisions: «Transports» by 1,0% and «Clothing and Shoes», «Housing, Water, Gas, Electricity and Other Fuels» and «Leisure and Culture» by 0,1%.</w:t>
       </w:r>
     </w:p>
     <w:p>
@@ -186,7 +186,7 @@
         <w:t xml:space="preserve"> </w:t>
       </w:r>
       <w:r>
-        <w:t xml:space="preserve">the food product price index decreased by -2.3% in June 2026 compared to June 2025 , due to the decrease in the prices of «Oils and Fats» by 23,3%, «Milk, Cheese and Eggs» by 3,1%, «Food Productsnot elsewhere classified» by 1,6% and «Bread and Cereals» by 0,5%. Moreover, the rise in prices of «Fish and Seafood» by 6,7%, «Tobacco» by 4,0%, «Fruits» by 3,1%, «Cafe, Tea and Cocoa» by 2,3%, «Vegetables» by 1,5% and «Sugar, Jam, Honey, Chocolate and Confectionery» by 0,8% and the stagnation in prices for «Meat», «Mineral Waters, Soft Drinks and Fruit and Vegetable Juices (Nd)» by 0,0% did not affect the general evolution.</w:t>
+        <w:t xml:space="preserve">the food product price index decreased by -2.3% in June 2026 compared to June 2025 , due to the decrease in the prices of «Oils and Fats» by 23,3%, «Milk, Cheese and Eggs» by 3,1%, «Food Products not elsewhere classified» by 1,6% and «Bread and Cereals» by 0,5%. Moreover, the rise in prices of «Fish and Seafood» by 6,7%, «Tobacco» by 4,0%, «Fruits» by 3,1%, «Cafe, Tea and Cocoa» by 2,3%, «Vegetables» by 1,5% and «Sugar, Jam, Honey, Chocolate and Confectionery» by 0,8% and the stagnation in prices for «Meats», «Mineral Waters, Soft Drinks and Fruit and Vegetable Juices» did not affect the general evolution.</w:t>
       </w:r>
     </w:p>
     <w:p>
@@ -194,7 +194,7 @@
         <w:pStyle w:val="ipccorps"/>
       </w:pPr>
       <w:r>
-        <w:t xml:space="preserve">On the other hand, the annual variation in the non-food index increased by 2.3%. While the variation in prices of the divisions that make up non-food products fluctuated between a decrease of the division of 0,3% for the division of «Communications» and the rise of the division of 6,7% for the division of «Transportation»</w:t>
+        <w:t xml:space="preserve">On the other hand, the annual variation in the non-food index increased by 2.3%. While the variation in prices of the divisions that make up non-food products fluctuated between a decrease of the division of 0,3% for the division of «Communications» and the rise of the division of 6,7% for the division of «Transports»</w:t>
       </w:r>
     </w:p>
     <w:p>
@@ -9333,35 +9333,6 @@
       </w:r>
       <w:r>
         <w:t xml:space="preserve">High Commission for Planning, Department of Statistics - National consumer price survey</w:t>
-      </w:r>
-    </w:p>
-    <w:p>
-      <w:pPr>
-        <w:pStyle w:val="ipcpiedpage"/>
-      </w:pPr>
-      <w:r>
-        <w:t xml:space="preserve">Angle Avenue Ibn Tachafine et Avenue Ibn Toumart B.P.104 Tanger</w:t>
-      </w:r>
-      <w:r>
-        <w:br/>
-      </w:r>
-      <w:r>
-        <w:t xml:space="preserve">****</w:t>
-      </w:r>
-      <w:r>
-        <w:t xml:space="preserve">Tél</w:t>
-      </w:r>
-      <w:r>
-        <w:t xml:space="preserve">:0539940698****Fax:0539940364</w:t>
-      </w:r>
-      <w:r>
-        <w:t xml:space="preserve"> </w:t>
-      </w:r>
-      <w:r>
-        <w:t xml:space="preserve">Site Web</w:t>
-      </w:r>
-      <w:r>
-        <w:t xml:space="preserve">: www.hcp.ma/region-tanger Email:hcp.dr.tanger@hcp.ma</w:t>
       </w:r>
     </w:p>
     <w:p>
